--- a/data/word_templates/script 5 (1).docx
+++ b/data/word_templates/script 5 (1).docx
@@ -3,6 +3,12 @@
 <w:document xmlns:wpc="http://schemas.microsoft.com/office/word/2010/wordprocessingCanvas" xmlns:cx="http://schemas.microsoft.com/office/drawing/2014/chartex" xmlns:cx1="http://schemas.microsoft.com/office/drawing/2015/9/8/chartex" xmlns:cx2="http://schemas.microsoft.com/office/drawing/2015/10/21/chartex" xmlns:cx3="http://schemas.microsoft.com/office/drawing/2016/5/9/chartex" xmlns:cx4="http://schemas.microsoft.com/office/drawing/2016/5/10/chartex" xmlns:cx5="http://schemas.microsoft.com/office/drawing/2016/5/11/chartex" xmlns:cx6="http://schemas.microsoft.com/office/drawing/2016/5/12/chartex" xmlns:cx7="http://schemas.microsoft.com/office/drawing/2016/5/13/chartex" xmlns:cx8="http://schemas.microsoft.com/office/drawing/2016/5/14/chartex" xmlns:mc="http://schemas.openxmlformats.org/markup-compatibility/2006" xmlns:aink="http://schemas.microsoft.com/office/drawing/2016/ink" xmlns:am3d="http://schemas.microsoft.com/office/drawing/2017/model3d" xmlns:o="urn:schemas-microsoft-com:office:office" xmlns:oel="http://schemas.microsoft.com/office/2019/extlst" xmlns:r="http://schemas.openxmlformats.org/officeDocument/2006/relationships" xmlns:m="http://schemas.openxmlformats.org/officeDocument/2006/math" xmlns:v="urn:schemas-microsoft-com:vml" xmlns:wp14="http://schemas.microsoft.com/office/word/2010/wordprocessingDrawing" xmlns:wp="http://schemas.openxmlformats.org/drawingml/2006/wordprocessingDrawing" xmlns:w10="urn:schemas-microsoft-com:office:word" xmlns:w="http://schemas.openxmlformats.org/wordprocessingml/2006/main" xmlns:w14="http://schemas.microsoft.com/office/word/2010/wordml" xmlns:w15="http://schemas.microsoft.com/office/word/2012/wordml" xmlns:w16cex="http://schemas.microsoft.com/office/word/2018/wordml/cex" xmlns:w16cid="http://schemas.microsoft.com/office/word/2016/wordml/cid" xmlns:w16="http://schemas.microsoft.com/office/word/2018/wordml" xmlns:w16du="http://schemas.microsoft.com/office/word/2023/wordml/word16du" xmlns:w16sdtdh="http://schemas.microsoft.com/office/word/2020/wordml/sdtdatahash" xmlns:w16sdtfl="http://schemas.microsoft.com/office/word/2024/wordml/sdtformatlock" xmlns:w16se="http://schemas.microsoft.com/office/word/2015/wordml/symex" xmlns:wpg="http://schemas.microsoft.com/office/word/2010/wordprocessingGroup" xmlns:wpi="http://schemas.microsoft.com/office/word/2010/wordprocessingInk" xmlns:wne="http://schemas.microsoft.com/office/word/2006/wordml" xmlns:wps="http://schemas.microsoft.com/office/word/2010/wordprocessingShape" mc:Ignorable="w14 w15 w16se w16cid w16 w16cex w16sdtdh w16sdtfl w16du wp14">
   <w:body>
     <w:p>
+      <w:pPr>
+        <w:rPr>
+          <w:b/>
+          <w:bCs/>
+        </w:rPr>
+      </w:pPr>
       <w:r>
         <w:rPr>
           <w:b/>
@@ -109,548 +115,6 @@
           <w:bCs/>
         </w:rPr>
         <w:t>895.00 (To be added upon non-compliance)</w:t>
-      </w:r>
-    </w:p>
-    <w:p>
-      <w:r>
-        <w:t>Dear</w:t>
-      </w:r>
-      <w:r>
-        <w:t>,</w:t>
-      </w:r>
-    </w:p>
-    <w:p>
-      <w:pPr>
-        <w:rPr>
-          <w:b/>
-          <w:bCs/>
-        </w:rPr>
-      </w:pPr>
-      <w:r>
-        <w:t xml:space="preserve">This official communication serves as </w:t>
-      </w:r>
-      <w:r>
-        <w:t>g</w:t>
-      </w:r>
-      <w:r>
-        <w:t xml:space="preserve">a final and urgent notice regarding your delinquent account with </w:t>
-      </w:r>
-      <w:r>
-        <w:rPr>
-          <w:b/>
-          <w:bCs/>
-        </w:rPr>
-        <w:t>Cash Advance USA,</w:t>
-      </w:r>
-      <w:r>
-        <w:t xml:space="preserve"> which has remained unpaid despite multiple prior notifications sent via email, phone, and postal mail. As of today,</w:t>
-      </w:r>
-      <w:r>
-        <w:t xml:space="preserve"> </w:t>
-      </w:r>
-      <w:r>
-        <w:rPr>
-          <w:b/>
-          <w:bCs/>
-        </w:rPr>
-        <w:t xml:space="preserve">January </w:t>
-      </w:r>
-      <w:r>
-        <w:rPr>
-          <w:b/>
-          <w:bCs/>
-        </w:rPr>
-        <w:t>0</w:t>
-      </w:r>
-      <w:r>
-        <w:rPr>
-          <w:b/>
-          <w:bCs/>
-        </w:rPr>
-        <w:t>9</w:t>
-      </w:r>
-      <w:r>
-        <w:rPr>
-          <w:b/>
-          <w:bCs/>
-        </w:rPr>
-        <w:t>,</w:t>
-      </w:r>
-      <w:r>
-        <w:rPr>
-          <w:b/>
-          <w:bCs/>
-        </w:rPr>
-        <w:t xml:space="preserve"> 202</w:t>
-      </w:r>
-      <w:r>
-        <w:rPr>
-          <w:b/>
-          <w:bCs/>
-        </w:rPr>
-        <w:t>6</w:t>
-      </w:r>
-      <w:r>
-        <w:t xml:space="preserve">, our legal division has been instructed to move forward with </w:t>
-      </w:r>
-      <w:r>
-        <w:rPr>
-          <w:b/>
-          <w:bCs/>
-        </w:rPr>
-        <w:t>immediate legal escalation and asset recovery proceedings</w:t>
-      </w:r>
-      <w:r>
-        <w:t xml:space="preserve"> unless we receive a response from you within </w:t>
-      </w:r>
-      <w:r>
-        <w:rPr>
-          <w:b/>
-          <w:bCs/>
-        </w:rPr>
-        <w:t>48 hours</w:t>
-      </w:r>
-      <w:r>
-        <w:t xml:space="preserve"> of this notice.</w:t>
-      </w:r>
-    </w:p>
-    <w:p>
-      <w:r>
-        <w:t xml:space="preserve">Our internal investigation team, in conjunction with the </w:t>
-      </w:r>
-      <w:r>
-        <w:rPr>
-          <w:b/>
-          <w:bCs/>
-        </w:rPr>
-        <w:t>Office of Legal Affairs</w:t>
-      </w:r>
-      <w:r>
-        <w:t xml:space="preserve">, has documented substantial evidence of willful negligence and </w:t>
-      </w:r>
-      <w:r>
-        <w:rPr>
-          <w:b/>
-          <w:bCs/>
-        </w:rPr>
-        <w:t>intentional breach of financial contract</w:t>
-      </w:r>
-      <w:r>
-        <w:t xml:space="preserve"> associated with your failure to remit payment. Consequently, your file has been escalated to our </w:t>
-      </w:r>
-      <w:r>
-        <w:rPr>
-          <w:b/>
-          <w:bCs/>
-        </w:rPr>
-        <w:t>Litigation Department</w:t>
-      </w:r>
-      <w:r>
-        <w:t xml:space="preserve"> under the supervision of </w:t>
-      </w:r>
-      <w:r>
-        <w:rPr>
-          <w:b/>
-          <w:bCs/>
-        </w:rPr>
-        <w:t xml:space="preserve">Senior Attorney </w:t>
-      </w:r>
-      <w:r>
-        <w:rPr>
-          <w:b/>
-          <w:bCs/>
-        </w:rPr>
-        <w:t>Lisa Finley</w:t>
-      </w:r>
-      <w:r>
-        <w:t>, who will be overseeing the court filing process unless settlement is reached urgently.</w:t>
-      </w:r>
-    </w:p>
-    <w:p>
-      <w:r>
-        <w:t>You have been officially charged under the following federal violations:</w:t>
-      </w:r>
-    </w:p>
-    <w:p>
-      <w:r>
-        <w:pict w14:anchorId="143F4F30">
-          <v:rect id="_x0000_i1025" style="width:0;height:1.5pt" o:hralign="center" o:hrstd="t" o:hr="t" fillcolor="#a0a0a0" stroked="f"/>
-        </w:pict>
-      </w:r>
-    </w:p>
-    <w:p>
-      <w:pPr>
-        <w:numPr>
-          <w:ilvl w:val="0"/>
-          <w:numId w:val="1"/>
-        </w:numPr>
-      </w:pPr>
-      <w:r>
-        <w:rPr>
-          <w:b/>
-          <w:bCs/>
-        </w:rPr>
-        <w:t>Violation of Fair Debt Recovery Act – Section 19B</w:t>
-      </w:r>
-    </w:p>
-    <w:p>
-      <w:pPr>
-        <w:numPr>
-          <w:ilvl w:val="0"/>
-          <w:numId w:val="1"/>
-        </w:numPr>
-      </w:pPr>
-      <w:r>
-        <w:rPr>
-          <w:b/>
-          <w:bCs/>
-        </w:rPr>
-        <w:t>Intentional Defrauding of a Financial Institution – Title 15 USC §1692</w:t>
-      </w:r>
-    </w:p>
-    <w:p>
-      <w:pPr>
-        <w:numPr>
-          <w:ilvl w:val="0"/>
-          <w:numId w:val="1"/>
-        </w:numPr>
-      </w:pPr>
-      <w:r>
-        <w:rPr>
-          <w:b/>
-          <w:bCs/>
-        </w:rPr>
-        <w:t>Malicious Electronic Fund Withdrawal Evasion</w:t>
-      </w:r>
-    </w:p>
-    <w:p>
-      <w:pPr>
-        <w:numPr>
-          <w:ilvl w:val="0"/>
-          <w:numId w:val="1"/>
-        </w:numPr>
-      </w:pPr>
-      <w:r>
-        <w:rPr>
-          <w:b/>
-          <w:bCs/>
-        </w:rPr>
-        <w:t>Willful Misrepresentation and Default under Civil Financial Code §482</w:t>
-      </w:r>
-    </w:p>
-    <w:p>
-      <w:r>
-        <w:pict w14:anchorId="5BCDAEEA">
-          <v:rect id="_x0000_i1026" style="width:0;height:1.5pt" o:hralign="center" o:hrstd="t" o:hr="t" fillcolor="#a0a0a0" stroked="f"/>
-        </w:pict>
-      </w:r>
-    </w:p>
-    <w:p>
-      <w:pPr>
-        <w:rPr>
-          <w:b/>
-          <w:bCs/>
-        </w:rPr>
-      </w:pPr>
-      <w:r>
-        <w:rPr>
-          <w:b/>
-          <w:bCs/>
-        </w:rPr>
-        <w:t>Court Proceedings:</w:t>
-      </w:r>
-    </w:p>
-    <w:p>
-      <w:r>
-        <w:t>If this matter is not resolved within the stipulated timeframe, we will have no choice but to initiate formal litigation in your county courthouse. This process includes:</w:t>
-      </w:r>
-    </w:p>
-    <w:p>
-      <w:pPr>
-        <w:numPr>
-          <w:ilvl w:val="0"/>
-          <w:numId w:val="2"/>
-        </w:numPr>
-      </w:pPr>
-      <w:r>
-        <w:rPr>
-          <w:b/>
-          <w:bCs/>
-        </w:rPr>
-        <w:t>Immediate wage garnishment orders</w:t>
-      </w:r>
-      <w:r>
-        <w:t xml:space="preserve"> forwarded to your current employer.</w:t>
-      </w:r>
-    </w:p>
-    <w:p>
-      <w:pPr>
-        <w:numPr>
-          <w:ilvl w:val="0"/>
-          <w:numId w:val="2"/>
-        </w:numPr>
-      </w:pPr>
-      <w:r>
-        <w:rPr>
-          <w:b/>
-          <w:bCs/>
-        </w:rPr>
-        <w:t>Bank lien issuance</w:t>
-      </w:r>
-      <w:r>
-        <w:t xml:space="preserve"> against all active checking/savings accounts in your name.</w:t>
-      </w:r>
-    </w:p>
-    <w:p>
-      <w:pPr>
-        <w:numPr>
-          <w:ilvl w:val="0"/>
-          <w:numId w:val="2"/>
-        </w:numPr>
-      </w:pPr>
-      <w:r>
-        <w:rPr>
-          <w:b/>
-          <w:bCs/>
-        </w:rPr>
-        <w:t>Negative credit bureau reporting</w:t>
-      </w:r>
-      <w:r>
-        <w:t xml:space="preserve"> (Equifax, Experian, TransUnion).</w:t>
-      </w:r>
-    </w:p>
-    <w:p>
-      <w:pPr>
-        <w:numPr>
-          <w:ilvl w:val="0"/>
-          <w:numId w:val="2"/>
-        </w:numPr>
-      </w:pPr>
-      <w:r>
-        <w:rPr>
-          <w:b/>
-          <w:bCs/>
-        </w:rPr>
-        <w:lastRenderedPageBreak/>
-        <w:t>Subpoena issued</w:t>
-      </w:r>
-      <w:r>
-        <w:t xml:space="preserve"> for in-person court appearance and submission of financial documents.</w:t>
-      </w:r>
-    </w:p>
-    <w:p>
-      <w:pPr>
-        <w:numPr>
-          <w:ilvl w:val="0"/>
-          <w:numId w:val="2"/>
-        </w:numPr>
-      </w:pPr>
-      <w:r>
-        <w:rPr>
-          <w:b/>
-          <w:bCs/>
-        </w:rPr>
-        <w:t>Notification to HR and Payroll Departments</w:t>
-      </w:r>
-      <w:r>
-        <w:t xml:space="preserve"> of your current employment provider.</w:t>
-      </w:r>
-    </w:p>
-    <w:p>
-      <w:r>
-        <w:pict w14:anchorId="7CBC35F9">
-          <v:rect id="_x0000_i1027" style="width:0;height:1.5pt" o:hralign="center" o:hrstd="t" o:hr="t" fillcolor="#a0a0a0" stroked="f"/>
-        </w:pict>
-      </w:r>
-    </w:p>
-    <w:p>
-      <w:pPr>
-        <w:rPr>
-          <w:b/>
-          <w:bCs/>
-        </w:rPr>
-      </w:pPr>
-      <w:r>
-        <w:rPr>
-          <w:b/>
-          <w:bCs/>
-        </w:rPr>
-        <w:t>Settlement Options Available (Valid for 48 Hours Only):</w:t>
-      </w:r>
-    </w:p>
-    <w:p>
-      <w:pPr>
-        <w:numPr>
-          <w:ilvl w:val="0"/>
-          <w:numId w:val="3"/>
-        </w:numPr>
-      </w:pPr>
-      <w:r>
-        <w:rPr>
-          <w:b/>
-          <w:bCs/>
-        </w:rPr>
-        <w:t>Option A:</w:t>
-      </w:r>
-      <w:r>
-        <w:t xml:space="preserve"> Full and final one-time settlement of </w:t>
-      </w:r>
-      <w:r>
-        <w:rPr>
-          <w:b/>
-          <w:bCs/>
-        </w:rPr>
-        <w:t>US</w:t>
-      </w:r>
-      <w:r>
-        <w:rPr>
-          <w:b/>
-          <w:bCs/>
-        </w:rPr>
-        <w:t>D</w:t>
-      </w:r>
-      <w:r>
-        <w:rPr>
-          <w:b/>
-          <w:bCs/>
-        </w:rPr>
-        <w:t>1299.75</w:t>
-      </w:r>
-      <w:r>
-        <w:t xml:space="preserve"> to close the case permanently and remove all</w:t>
-      </w:r>
-      <w:r>
-        <w:t xml:space="preserve"> </w:t>
-      </w:r>
-      <w:r>
-        <w:t>allegations.</w:t>
-      </w:r>
-    </w:p>
-    <w:p>
-      <w:pPr>
-        <w:numPr>
-          <w:ilvl w:val="0"/>
-          <w:numId w:val="3"/>
-        </w:numPr>
-      </w:pPr>
-      <w:r>
-        <w:rPr>
-          <w:b/>
-          <w:bCs/>
-        </w:rPr>
-        <w:t>Option B:</w:t>
-      </w:r>
-      <w:r>
-        <w:t xml:space="preserve"> Partial payment of </w:t>
-      </w:r>
-      <w:r>
-        <w:rPr>
-          <w:b/>
-          <w:bCs/>
-        </w:rPr>
-        <w:t>US</w:t>
-      </w:r>
-      <w:r>
-        <w:rPr>
-          <w:b/>
-          <w:bCs/>
-        </w:rPr>
-        <w:t>D</w:t>
-      </w:r>
-      <w:r>
-        <w:rPr>
-          <w:b/>
-          <w:bCs/>
-        </w:rPr>
-        <w:t>3</w:t>
-      </w:r>
-      <w:r>
-        <w:rPr>
-          <w:b/>
-          <w:bCs/>
-        </w:rPr>
-        <w:t>00</w:t>
-      </w:r>
-      <w:r>
-        <w:rPr>
-          <w:b/>
-          <w:bCs/>
-        </w:rPr>
-        <w:t>.00</w:t>
-      </w:r>
-      <w:r>
-        <w:t xml:space="preserve"> today followed</w:t>
-      </w:r>
-      <w:r>
-        <w:t xml:space="preserve"> </w:t>
-      </w:r>
-      <w:r>
-        <w:t>weekly</w:t>
-      </w:r>
-      <w:r>
-        <w:t xml:space="preserve"> installments of the remaining amount</w:t>
-      </w:r>
-      <w:r>
-        <w:t xml:space="preserve"> of </w:t>
-      </w:r>
-      <w:r>
-        <w:rPr>
-          <w:b/>
-          <w:bCs/>
-        </w:rPr>
-        <w:t>USD</w:t>
-      </w:r>
-      <w:r>
-        <w:rPr>
-          <w:b/>
-          <w:bCs/>
-        </w:rPr>
-        <w:t>2499.75</w:t>
-      </w:r>
-      <w:r>
-        <w:t xml:space="preserve"> to avoid full litigation.</w:t>
-      </w:r>
-    </w:p>
-    <w:p>
-      <w:r>
-        <w:t xml:space="preserve">If we do not receive a response or payment confirmation within </w:t>
-      </w:r>
-      <w:r>
-        <w:rPr>
-          <w:b/>
-          <w:bCs/>
-        </w:rPr>
-        <w:t>48 hours</w:t>
-      </w:r>
-      <w:r>
-        <w:t xml:space="preserve">, a </w:t>
-      </w:r>
-      <w:r>
-        <w:rPr>
-          <w:b/>
-          <w:bCs/>
-        </w:rPr>
-        <w:t>Summons &amp; Complaint</w:t>
-      </w:r>
-      <w:r>
-        <w:t xml:space="preserve"> will be officially filed with your district court under </w:t>
-      </w:r>
-      <w:r>
-        <w:rPr>
-          <w:b/>
-          <w:bCs/>
-        </w:rPr>
-        <w:t>Case No. DCA-2741-US-594382</w:t>
-      </w:r>
-      <w:r>
-        <w:t>.</w:t>
-      </w:r>
-    </w:p>
-    <w:p>
-      <w:r>
-        <w:pict w14:anchorId="5B6F9208">
-          <v:rect id="_x0000_i1028" style="width:0;height:1.5pt" o:hralign="center" o:hrstd="t" o:hr="t" fillcolor="#a0a0a0" stroked="f"/>
-        </w:pict>
       </w:r>
     </w:p>
     <w:p>
@@ -666,7 +130,11 @@
         <w:t xml:space="preserve">Attorney </w:t>
       </w:r>
       <w:r>
-        <w:t>Ashley Cole</w:t>
+        <w:rPr>
+          <w:b/>
+          <w:bCs/>
+        </w:rPr>
+        <w:t>Ashley Colle</w:t>
       </w:r>
       <w:r>
         <w:t xml:space="preserve"> – Legal Recovery Division</w:t>
@@ -699,6 +167,571 @@
         </w:r>
       </w:hyperlink>
     </w:p>
+    <w:p/>
+    <w:p>
+      <w:r>
+        <w:t>Dear</w:t>
+      </w:r>
+      <w:r>
+        <w:t>,</w:t>
+      </w:r>
+    </w:p>
+    <w:p>
+      <w:pPr>
+        <w:rPr>
+          <w:b/>
+          <w:bCs/>
+        </w:rPr>
+      </w:pPr>
+      <w:r>
+        <w:t xml:space="preserve">This official communication serves as </w:t>
+      </w:r>
+      <w:r>
+        <w:t>g</w:t>
+      </w:r>
+      <w:r>
+        <w:t xml:space="preserve">a final and urgent notice regarding your delinquent account with </w:t>
+      </w:r>
+      <w:r>
+        <w:rPr>
+          <w:b/>
+          <w:bCs/>
+        </w:rPr>
+        <w:t>Cash Advance USA,</w:t>
+      </w:r>
+      <w:r>
+        <w:t xml:space="preserve"> which has remained unpaid despite multiple prior notifications sent via email, phone, and postal mail. As of today</w:t>
+      </w:r>
+      <w:r>
+        <w:t>,</w:t>
+      </w:r>
+      <w:r>
+        <w:rPr>
+          <w:b/>
+          <w:bCs/>
+        </w:rPr>
+        <w:t xml:space="preserve"> 202</w:t>
+      </w:r>
+      <w:r>
+        <w:rPr>
+          <w:b/>
+          <w:bCs/>
+        </w:rPr>
+        <w:t>6</w:t>
+      </w:r>
+      <w:r>
+        <w:t xml:space="preserve">, our legal division has been instructed to move forward with </w:t>
+      </w:r>
+      <w:r>
+        <w:rPr>
+          <w:b/>
+          <w:bCs/>
+        </w:rPr>
+        <w:t>immediate legal escalation and asset recovery proceedings</w:t>
+      </w:r>
+      <w:r>
+        <w:t xml:space="preserve"> unless we receive a response from you within </w:t>
+      </w:r>
+      <w:r>
+        <w:rPr>
+          <w:b/>
+          <w:bCs/>
+        </w:rPr>
+        <w:t>48 hours</w:t>
+      </w:r>
+      <w:r>
+        <w:t xml:space="preserve"> of this notice.</w:t>
+      </w:r>
+    </w:p>
+    <w:p>
+      <w:r>
+        <w:t xml:space="preserve">Our internal investigation team, in conjunction with the </w:t>
+      </w:r>
+      <w:r>
+        <w:rPr>
+          <w:b/>
+          <w:bCs/>
+        </w:rPr>
+        <w:t>Office of Legal Affairs</w:t>
+      </w:r>
+      <w:r>
+        <w:t xml:space="preserve">, has documented substantial evidence of willful negligence and </w:t>
+      </w:r>
+      <w:r>
+        <w:rPr>
+          <w:b/>
+          <w:bCs/>
+        </w:rPr>
+        <w:t>intentional breach of financial contract</w:t>
+      </w:r>
+      <w:r>
+        <w:t xml:space="preserve"> associated with your failure to remit payment. Consequently, your file has been escalated to our </w:t>
+      </w:r>
+      <w:r>
+        <w:rPr>
+          <w:b/>
+          <w:bCs/>
+        </w:rPr>
+        <w:t>Litigation Department</w:t>
+      </w:r>
+      <w:r>
+        <w:t xml:space="preserve"> under the supervision of </w:t>
+      </w:r>
+      <w:r>
+        <w:rPr>
+          <w:b/>
+          <w:bCs/>
+        </w:rPr>
+        <w:t xml:space="preserve">Senior Attorney </w:t>
+      </w:r>
+      <w:r>
+        <w:rPr>
+          <w:b/>
+          <w:bCs/>
+        </w:rPr>
+        <w:t>Lisa Finley</w:t>
+      </w:r>
+      <w:r>
+        <w:t>, who will be overseeing the court filing process unless settlement is reached urgently.</w:t>
+      </w:r>
+    </w:p>
+    <w:p>
+      <w:r>
+        <w:t>You have been officially charged under the following federal violations:</w:t>
+      </w:r>
+    </w:p>
+    <w:p>
+      <w:r>
+        <w:pict w14:anchorId="143F4F30">
+          <v:rect id="_x0000_i1025" style="width:0;height:1.5pt" o:hralign="center" o:hrstd="t" o:hr="t" fillcolor="#a0a0a0" stroked="f"/>
+        </w:pict>
+      </w:r>
+    </w:p>
+    <w:p>
+      <w:pPr>
+        <w:numPr>
+          <w:ilvl w:val="0"/>
+          <w:numId w:val="1"/>
+        </w:numPr>
+      </w:pPr>
+      <w:r>
+        <w:rPr>
+          <w:b/>
+          <w:bCs/>
+        </w:rPr>
+        <w:t>Violation of Fair Debt Recovery Act – Section 19B</w:t>
+      </w:r>
+    </w:p>
+    <w:p>
+      <w:pPr>
+        <w:numPr>
+          <w:ilvl w:val="0"/>
+          <w:numId w:val="1"/>
+        </w:numPr>
+      </w:pPr>
+      <w:r>
+        <w:rPr>
+          <w:b/>
+          <w:bCs/>
+        </w:rPr>
+        <w:t>Intentional Defrauding of a Financial Institution – Title 15 USC §1692</w:t>
+      </w:r>
+    </w:p>
+    <w:p>
+      <w:pPr>
+        <w:numPr>
+          <w:ilvl w:val="0"/>
+          <w:numId w:val="1"/>
+        </w:numPr>
+      </w:pPr>
+      <w:r>
+        <w:rPr>
+          <w:b/>
+          <w:bCs/>
+        </w:rPr>
+        <w:t>Malicious Electronic Fund Withdrawal Evasion</w:t>
+      </w:r>
+    </w:p>
+    <w:p>
+      <w:pPr>
+        <w:numPr>
+          <w:ilvl w:val="0"/>
+          <w:numId w:val="1"/>
+        </w:numPr>
+      </w:pPr>
+      <w:r>
+        <w:rPr>
+          <w:b/>
+          <w:bCs/>
+        </w:rPr>
+        <w:t>Willful Misrepresentation and Default under Civil Financial Code §482</w:t>
+      </w:r>
+    </w:p>
+    <w:p>
+      <w:r>
+        <w:pict w14:anchorId="5BCDAEEA">
+          <v:rect id="_x0000_i1026" style="width:0;height:1.5pt" o:hralign="center" o:hrstd="t" o:hr="t" fillcolor="#a0a0a0" stroked="f"/>
+        </w:pict>
+      </w:r>
+    </w:p>
+    <w:p>
+      <w:pPr>
+        <w:rPr>
+          <w:b/>
+          <w:bCs/>
+        </w:rPr>
+      </w:pPr>
+      <w:r>
+        <w:rPr>
+          <w:b/>
+          <w:bCs/>
+        </w:rPr>
+        <w:t>Court Proceedings:</w:t>
+      </w:r>
+    </w:p>
+    <w:p>
+      <w:r>
+        <w:t>If this matter is not resolved within the stipulated timeframe, we will have no choice but to initiate formal litigation in your county courthouse. This process includes:</w:t>
+      </w:r>
+    </w:p>
+    <w:p>
+      <w:pPr>
+        <w:numPr>
+          <w:ilvl w:val="0"/>
+          <w:numId w:val="2"/>
+        </w:numPr>
+      </w:pPr>
+      <w:r>
+        <w:rPr>
+          <w:b/>
+          <w:bCs/>
+        </w:rPr>
+        <w:t>Immediate wage garnishment orders</w:t>
+      </w:r>
+      <w:r>
+        <w:t xml:space="preserve"> forwarded to your current employer.</w:t>
+      </w:r>
+    </w:p>
+    <w:p>
+      <w:pPr>
+        <w:numPr>
+          <w:ilvl w:val="0"/>
+          <w:numId w:val="2"/>
+        </w:numPr>
+      </w:pPr>
+      <w:r>
+        <w:rPr>
+          <w:b/>
+          <w:bCs/>
+        </w:rPr>
+        <w:lastRenderedPageBreak/>
+        <w:t>Bank lien issuance</w:t>
+      </w:r>
+      <w:r>
+        <w:t xml:space="preserve"> against all active checking/savings accounts in your name.</w:t>
+      </w:r>
+    </w:p>
+    <w:p>
+      <w:pPr>
+        <w:numPr>
+          <w:ilvl w:val="0"/>
+          <w:numId w:val="2"/>
+        </w:numPr>
+      </w:pPr>
+      <w:r>
+        <w:rPr>
+          <w:b/>
+          <w:bCs/>
+        </w:rPr>
+        <w:t>Negative credit bureau reporting</w:t>
+      </w:r>
+      <w:r>
+        <w:t xml:space="preserve"> (Equifax, Experian, TransUnion).</w:t>
+      </w:r>
+    </w:p>
+    <w:p>
+      <w:pPr>
+        <w:numPr>
+          <w:ilvl w:val="0"/>
+          <w:numId w:val="2"/>
+        </w:numPr>
+      </w:pPr>
+      <w:r>
+        <w:rPr>
+          <w:b/>
+          <w:bCs/>
+        </w:rPr>
+        <w:t>Subpoena issued</w:t>
+      </w:r>
+      <w:r>
+        <w:t xml:space="preserve"> for in-person court appearance and submission of financial documents.</w:t>
+      </w:r>
+    </w:p>
+    <w:p>
+      <w:pPr>
+        <w:numPr>
+          <w:ilvl w:val="0"/>
+          <w:numId w:val="2"/>
+        </w:numPr>
+      </w:pPr>
+      <w:r>
+        <w:rPr>
+          <w:b/>
+          <w:bCs/>
+        </w:rPr>
+        <w:t>Notification to HR and Payroll Departments</w:t>
+      </w:r>
+      <w:r>
+        <w:t xml:space="preserve"> of your current employment provider.</w:t>
+      </w:r>
+    </w:p>
+    <w:p>
+      <w:r>
+        <w:pict w14:anchorId="7CBC35F9">
+          <v:rect id="_x0000_i1027" style="width:0;height:1.5pt" o:hralign="center" o:hrstd="t" o:hr="t" fillcolor="#a0a0a0" stroked="f"/>
+        </w:pict>
+      </w:r>
+    </w:p>
+    <w:p>
+      <w:pPr>
+        <w:rPr>
+          <w:b/>
+          <w:bCs/>
+        </w:rPr>
+      </w:pPr>
+      <w:r>
+        <w:rPr>
+          <w:b/>
+          <w:bCs/>
+        </w:rPr>
+        <w:t>Settlement Options Available (Valid for 48 Hours Only):</w:t>
+      </w:r>
+    </w:p>
+    <w:p>
+      <w:pPr>
+        <w:numPr>
+          <w:ilvl w:val="0"/>
+          <w:numId w:val="3"/>
+        </w:numPr>
+      </w:pPr>
+      <w:r>
+        <w:rPr>
+          <w:b/>
+          <w:bCs/>
+        </w:rPr>
+        <w:t>Option A:</w:t>
+      </w:r>
+      <w:r>
+        <w:t xml:space="preserve"> Full and final one-time settlement of </w:t>
+      </w:r>
+      <w:r>
+        <w:rPr>
+          <w:b/>
+          <w:bCs/>
+        </w:rPr>
+        <w:t>US</w:t>
+      </w:r>
+      <w:r>
+        <w:rPr>
+          <w:b/>
+          <w:bCs/>
+        </w:rPr>
+        <w:t>D</w:t>
+      </w:r>
+      <w:r>
+        <w:rPr>
+          <w:b/>
+          <w:bCs/>
+        </w:rPr>
+        <w:t>1299.75</w:t>
+      </w:r>
+      <w:r>
+        <w:t xml:space="preserve"> to close the case permanently and remove all</w:t>
+      </w:r>
+      <w:r>
+        <w:t xml:space="preserve"> </w:t>
+      </w:r>
+      <w:r>
+        <w:t>allegations.</w:t>
+      </w:r>
+    </w:p>
+    <w:p>
+      <w:pPr>
+        <w:numPr>
+          <w:ilvl w:val="0"/>
+          <w:numId w:val="3"/>
+        </w:numPr>
+      </w:pPr>
+      <w:r>
+        <w:rPr>
+          <w:b/>
+          <w:bCs/>
+        </w:rPr>
+        <w:t>Option B:</w:t>
+      </w:r>
+      <w:r>
+        <w:t xml:space="preserve"> Partial payment of </w:t>
+      </w:r>
+      <w:r>
+        <w:rPr>
+          <w:b/>
+          <w:bCs/>
+        </w:rPr>
+        <w:t>US</w:t>
+      </w:r>
+      <w:r>
+        <w:rPr>
+          <w:b/>
+          <w:bCs/>
+        </w:rPr>
+        <w:t>D</w:t>
+      </w:r>
+      <w:r>
+        <w:rPr>
+          <w:b/>
+          <w:bCs/>
+        </w:rPr>
+        <w:t>3</w:t>
+      </w:r>
+      <w:r>
+        <w:rPr>
+          <w:b/>
+          <w:bCs/>
+        </w:rPr>
+        <w:t>00</w:t>
+      </w:r>
+      <w:r>
+        <w:rPr>
+          <w:b/>
+          <w:bCs/>
+        </w:rPr>
+        <w:t>.00</w:t>
+      </w:r>
+      <w:r>
+        <w:t xml:space="preserve"> today followed</w:t>
+      </w:r>
+      <w:r>
+        <w:t xml:space="preserve"> </w:t>
+      </w:r>
+      <w:r>
+        <w:t>weekly</w:t>
+      </w:r>
+      <w:r>
+        <w:t xml:space="preserve"> installments of the remaining amount</w:t>
+      </w:r>
+      <w:r>
+        <w:t xml:space="preserve"> of </w:t>
+      </w:r>
+      <w:r>
+        <w:rPr>
+          <w:b/>
+          <w:bCs/>
+        </w:rPr>
+        <w:t>USD</w:t>
+      </w:r>
+      <w:r>
+        <w:rPr>
+          <w:b/>
+          <w:bCs/>
+        </w:rPr>
+        <w:t>2499.75</w:t>
+      </w:r>
+      <w:r>
+        <w:t xml:space="preserve"> to avoid full litigation.</w:t>
+      </w:r>
+    </w:p>
+    <w:p>
+      <w:r>
+        <w:t xml:space="preserve">If we do not receive a response or payment confirmation within </w:t>
+      </w:r>
+      <w:r>
+        <w:rPr>
+          <w:b/>
+          <w:bCs/>
+        </w:rPr>
+        <w:t>48 hours</w:t>
+      </w:r>
+      <w:r>
+        <w:t xml:space="preserve">, a </w:t>
+      </w:r>
+      <w:r>
+        <w:rPr>
+          <w:b/>
+          <w:bCs/>
+        </w:rPr>
+        <w:t>Summons &amp; Complaint</w:t>
+      </w:r>
+      <w:r>
+        <w:t xml:space="preserve"> will be officially filed with your district court under </w:t>
+      </w:r>
+      <w:r>
+        <w:rPr>
+          <w:b/>
+          <w:bCs/>
+        </w:rPr>
+        <w:t>Case No. DCA-2741-US-594382</w:t>
+      </w:r>
+      <w:r>
+        <w:t>.</w:t>
+      </w:r>
+    </w:p>
+    <w:p>
+      <w:r>
+        <w:pict w14:anchorId="5B6F9208">
+          <v:rect id="_x0000_i1028" style="width:0;height:1.5pt" o:hralign="center" o:hrstd="t" o:hr="t" fillcolor="#a0a0a0" stroked="f"/>
+        </w:pict>
+      </w:r>
+    </w:p>
+    <w:p>
+      <w:r>
+        <w:rPr>
+          <w:b/>
+          <w:bCs/>
+        </w:rPr>
+        <w:t>Contact Immediately:</w:t>
+      </w:r>
+      <w:r>
+        <w:br/>
+        <w:t xml:space="preserve">Attorney </w:t>
+      </w:r>
+      <w:r>
+        <w:rPr>
+          <w:b/>
+          <w:bCs/>
+        </w:rPr>
+        <w:t>Ashley Colle</w:t>
+      </w:r>
+      <w:r>
+        <w:t xml:space="preserve"> – Legal Recovery Division</w:t>
+      </w:r>
+      <w:r>
+        <w:br/>
+      </w:r>
+      <w:r>
+        <w:rPr>
+          <w:rFonts w:ascii="Segoe UI Symbol" w:hAnsi="Segoe UI Symbol" w:cs="Segoe UI Symbol"/>
+        </w:rPr>
+        <w:t>✉</w:t>
+      </w:r>
+      <w:r>
+        <w:t xml:space="preserve"> Email:</w:t>
+      </w:r>
+      <w:r>
+        <w:t xml:space="preserve"> </w:t>
+      </w:r>
+      <w:hyperlink r:id="rId7" w:history="1">
+        <w:r>
+          <w:rPr>
+            <w:rStyle w:val="Hyperlink"/>
+            <w:b/>
+            <w:bCs/>
+            <w:sz w:val="28"/>
+            <w:szCs w:val="28"/>
+          </w:rPr>
+          <w:t>ashleycolledebtcollector@gmail.com</w:t>
+        </w:r>
+      </w:hyperlink>
+    </w:p>
     <w:p>
       <w:r>
         <w:rPr>
@@ -803,11 +836,7 @@
         <w:tab/>
       </w:r>
     </w:p>
-    <w:p>
-      <w:pPr>
-        <w:ind w:left="2880" w:firstLine="720"/>
-      </w:pPr>
-    </w:p>
+    <w:p/>
     <w:p>
       <w:pPr>
         <w:ind w:left="2880" w:firstLine="720"/>
